--- a/Report and Demo Recording/NumCompute_Stream_Report.docx
+++ b/Report and Demo Recording/NumCompute_Stream_Report.docx
@@ -205,6 +205,47 @@
               </w:rPr>
               <w:t>A Modular Ensemble Tree-based Streaming Machine Learning Framework</w:t>
             </w:r>
+          </w:p>
+        </w:tc>
+      </w:tr>
+      <w:tr>
+        <w:tc>
+          <w:tcPr>
+            <w:tcW w:w="2122" w:type="dxa"/>
+          </w:tcPr>
+          <w:p>
+            <w:pPr>
+              <w:rPr>
+                <w:rFonts w:ascii="Segoe UI" w:hAnsi="Segoe UI" w:cs="Segoe UI"/>
+              </w:rPr>
+            </w:pPr>
+            <w:r>
+              <w:rPr>
+                <w:rFonts w:ascii="Segoe UI" w:hAnsi="Segoe UI" w:cs="Segoe UI"/>
+              </w:rPr>
+              <w:t xml:space="preserve">Git Link </w:t>
+            </w:r>
+          </w:p>
+        </w:tc>
+        <w:tc>
+          <w:tcPr>
+            <w:tcW w:w="8334" w:type="dxa"/>
+          </w:tcPr>
+          <w:p>
+            <w:pPr>
+              <w:rPr>
+                <w:rFonts w:ascii="Segoe UI" w:hAnsi="Segoe UI" w:cs="Segoe UI"/>
+              </w:rPr>
+            </w:pPr>
+            <w:hyperlink r:id="rId5" w:history="1">
+              <w:r>
+                <w:rPr>
+                  <w:rStyle w:val="Hyperlink"/>
+                  <w:rFonts w:ascii="Segoe UI" w:hAnsi="Segoe UI" w:cs="Segoe UI"/>
+                </w:rPr>
+                <w:t>https://github.com/hemanthglobal/numcompute_stream_v2.git</w:t>
+              </w:r>
+            </w:hyperlink>
           </w:p>
         </w:tc>
       </w:tr>
@@ -623,12 +664,6 @@
         <w:gridCol w:w="3800"/>
       </w:tblGrid>
       <w:tr>
-        <w:tblPrEx>
-          <w:tblCellMar>
-            <w:top w:w="0" w:type="dxa"/>
-            <w:bottom w:w="0" w:type="dxa"/>
-          </w:tblCellMar>
-        </w:tblPrEx>
         <w:trPr>
           <w:tblHeader/>
         </w:trPr>
@@ -727,12 +762,6 @@
         </w:tc>
       </w:tr>
       <w:tr>
-        <w:tblPrEx>
-          <w:tblCellMar>
-            <w:top w:w="0" w:type="dxa"/>
-            <w:bottom w:w="0" w:type="dxa"/>
-          </w:tblCellMar>
-        </w:tblPrEx>
         <w:tc>
           <w:tcPr>
             <w:tcW w:w="3200" w:type="dxa"/>
@@ -818,12 +847,6 @@
         </w:tc>
       </w:tr>
       <w:tr>
-        <w:tblPrEx>
-          <w:tblCellMar>
-            <w:top w:w="0" w:type="dxa"/>
-            <w:bottom w:w="0" w:type="dxa"/>
-          </w:tblCellMar>
-        </w:tblPrEx>
         <w:tc>
           <w:tcPr>
             <w:tcW w:w="3200" w:type="dxa"/>
@@ -912,12 +935,6 @@
         </w:tc>
       </w:tr>
       <w:tr>
-        <w:tblPrEx>
-          <w:tblCellMar>
-            <w:top w:w="0" w:type="dxa"/>
-            <w:bottom w:w="0" w:type="dxa"/>
-          </w:tblCellMar>
-        </w:tblPrEx>
         <w:tc>
           <w:tcPr>
             <w:tcW w:w="3200" w:type="dxa"/>
@@ -942,6 +959,7 @@
                 <w:sz w:val="19"/>
                 <w:szCs w:val="19"/>
               </w:rPr>
+              <w:lastRenderedPageBreak/>
               <w:t>AdaBoostClassifier</w:t>
             </w:r>
             <w:proofErr w:type="spellEnd"/>
@@ -1189,12 +1207,6 @@
         <w:gridCol w:w="4500"/>
       </w:tblGrid>
       <w:tr>
-        <w:tblPrEx>
-          <w:tblCellMar>
-            <w:top w:w="0" w:type="dxa"/>
-            <w:bottom w:w="0" w:type="dxa"/>
-          </w:tblCellMar>
-        </w:tblPrEx>
         <w:trPr>
           <w:tblHeader/>
         </w:trPr>
@@ -1324,12 +1336,6 @@
         </w:tc>
       </w:tr>
       <w:tr>
-        <w:tblPrEx>
-          <w:tblCellMar>
-            <w:top w:w="0" w:type="dxa"/>
-            <w:bottom w:w="0" w:type="dxa"/>
-          </w:tblCellMar>
-        </w:tblPrEx>
         <w:tc>
           <w:tcPr>
             <w:tcW w:w="2900" w:type="dxa"/>
@@ -1456,12 +1462,6 @@
         </w:tc>
       </w:tr>
       <w:tr>
-        <w:tblPrEx>
-          <w:tblCellMar>
-            <w:top w:w="0" w:type="dxa"/>
-            <w:bottom w:w="0" w:type="dxa"/>
-          </w:tblCellMar>
-        </w:tblPrEx>
         <w:tc>
           <w:tcPr>
             <w:tcW w:w="2900" w:type="dxa"/>
@@ -1576,12 +1576,6 @@
         </w:tc>
       </w:tr>
       <w:tr>
-        <w:tblPrEx>
-          <w:tblCellMar>
-            <w:top w:w="0" w:type="dxa"/>
-            <w:bottom w:w="0" w:type="dxa"/>
-          </w:tblCellMar>
-        </w:tblPrEx>
         <w:tc>
           <w:tcPr>
             <w:tcW w:w="2900" w:type="dxa"/>
@@ -1692,12 +1686,6 @@
         </w:tc>
       </w:tr>
       <w:tr>
-        <w:tblPrEx>
-          <w:tblCellMar>
-            <w:top w:w="0" w:type="dxa"/>
-            <w:bottom w:w="0" w:type="dxa"/>
-          </w:tblCellMar>
-        </w:tblPrEx>
         <w:tc>
           <w:tcPr>
             <w:tcW w:w="2900" w:type="dxa"/>
@@ -1853,12 +1841,6 @@
         </w:tc>
       </w:tr>
       <w:tr>
-        <w:tblPrEx>
-          <w:tblCellMar>
-            <w:top w:w="0" w:type="dxa"/>
-            <w:bottom w:w="0" w:type="dxa"/>
-          </w:tblCellMar>
-        </w:tblPrEx>
         <w:tc>
           <w:tcPr>
             <w:tcW w:w="2900" w:type="dxa"/>
@@ -2001,12 +1983,6 @@
         </w:tc>
       </w:tr>
       <w:tr>
-        <w:tblPrEx>
-          <w:tblCellMar>
-            <w:top w:w="0" w:type="dxa"/>
-            <w:bottom w:w="0" w:type="dxa"/>
-          </w:tblCellMar>
-        </w:tblPrEx>
         <w:tc>
           <w:tcPr>
             <w:tcW w:w="2900" w:type="dxa"/>
@@ -2146,12 +2122,6 @@
         </w:tc>
       </w:tr>
       <w:tr>
-        <w:tblPrEx>
-          <w:tblCellMar>
-            <w:top w:w="0" w:type="dxa"/>
-            <w:bottom w:w="0" w:type="dxa"/>
-          </w:tblCellMar>
-        </w:tblPrEx>
         <w:tc>
           <w:tcPr>
             <w:tcW w:w="2900" w:type="dxa"/>
@@ -2271,12 +2241,6 @@
         </w:tc>
       </w:tr>
       <w:tr>
-        <w:tblPrEx>
-          <w:tblCellMar>
-            <w:top w:w="0" w:type="dxa"/>
-            <w:bottom w:w="0" w:type="dxa"/>
-          </w:tblCellMar>
-        </w:tblPrEx>
         <w:tc>
           <w:tcPr>
             <w:tcW w:w="2900" w:type="dxa"/>
@@ -2400,12 +2364,6 @@
         </w:tc>
       </w:tr>
       <w:tr>
-        <w:tblPrEx>
-          <w:tblCellMar>
-            <w:top w:w="0" w:type="dxa"/>
-            <w:bottom w:w="0" w:type="dxa"/>
-          </w:tblCellMar>
-        </w:tblPrEx>
         <w:tc>
           <w:tcPr>
             <w:tcW w:w="2900" w:type="dxa"/>
@@ -2681,6 +2639,7 @@
           <w:sz w:val="20"/>
           <w:szCs w:val="20"/>
         </w:rPr>
+        <w:lastRenderedPageBreak/>
         <w:t>test_n_seen_is_per_feature_array</w:t>
       </w:r>
       <w:proofErr w:type="spellEnd"/>
@@ -2706,7 +2665,6 @@
         <w:pStyle w:val="Heading2"/>
       </w:pPr>
       <w:r>
-        <w:lastRenderedPageBreak/>
         <w:t>2.3 Edge Cases Covered</w:t>
       </w:r>
     </w:p>
@@ -3084,12 +3042,6 @@
         <w:gridCol w:w="3700"/>
       </w:tblGrid>
       <w:tr>
-        <w:tblPrEx>
-          <w:tblCellMar>
-            <w:top w:w="0" w:type="dxa"/>
-            <w:bottom w:w="0" w:type="dxa"/>
-          </w:tblCellMar>
-        </w:tblPrEx>
         <w:trPr>
           <w:tblHeader/>
         </w:trPr>
@@ -3188,12 +3140,6 @@
         </w:tc>
       </w:tr>
       <w:tr>
-        <w:tblPrEx>
-          <w:tblCellMar>
-            <w:top w:w="0" w:type="dxa"/>
-            <w:bottom w:w="0" w:type="dxa"/>
-          </w:tblCellMar>
-        </w:tblPrEx>
         <w:tc>
           <w:tcPr>
             <w:tcW w:w="5400" w:type="dxa"/>
@@ -3309,12 +3255,6 @@
         </w:tc>
       </w:tr>
       <w:tr>
-        <w:tblPrEx>
-          <w:tblCellMar>
-            <w:top w:w="0" w:type="dxa"/>
-            <w:bottom w:w="0" w:type="dxa"/>
-          </w:tblCellMar>
-        </w:tblPrEx>
         <w:tc>
           <w:tcPr>
             <w:tcW w:w="5400" w:type="dxa"/>
@@ -3401,12 +3341,6 @@
         </w:tc>
       </w:tr>
       <w:tr>
-        <w:tblPrEx>
-          <w:tblCellMar>
-            <w:top w:w="0" w:type="dxa"/>
-            <w:bottom w:w="0" w:type="dxa"/>
-          </w:tblCellMar>
-        </w:tblPrEx>
         <w:tc>
           <w:tcPr>
             <w:tcW w:w="5400" w:type="dxa"/>
@@ -3506,12 +3440,6 @@
         </w:tc>
       </w:tr>
       <w:tr>
-        <w:tblPrEx>
-          <w:tblCellMar>
-            <w:top w:w="0" w:type="dxa"/>
-            <w:bottom w:w="0" w:type="dxa"/>
-          </w:tblCellMar>
-        </w:tblPrEx>
         <w:tc>
           <w:tcPr>
             <w:tcW w:w="5400" w:type="dxa"/>
@@ -3598,12 +3526,6 @@
         </w:tc>
       </w:tr>
       <w:tr>
-        <w:tblPrEx>
-          <w:tblCellMar>
-            <w:top w:w="0" w:type="dxa"/>
-            <w:bottom w:w="0" w:type="dxa"/>
-          </w:tblCellMar>
-        </w:tblPrEx>
         <w:tc>
           <w:tcPr>
             <w:tcW w:w="5400" w:type="dxa"/>
@@ -3723,12 +3645,6 @@
         <w:gridCol w:w="4200"/>
       </w:tblGrid>
       <w:tr>
-        <w:tblPrEx>
-          <w:tblCellMar>
-            <w:top w:w="0" w:type="dxa"/>
-            <w:bottom w:w="0" w:type="dxa"/>
-          </w:tblCellMar>
-        </w:tblPrEx>
         <w:trPr>
           <w:tblHeader/>
         </w:trPr>
@@ -3827,12 +3743,6 @@
         </w:tc>
       </w:tr>
       <w:tr>
-        <w:tblPrEx>
-          <w:tblCellMar>
-            <w:top w:w="0" w:type="dxa"/>
-            <w:bottom w:w="0" w:type="dxa"/>
-          </w:tblCellMar>
-        </w:tblPrEx>
         <w:tc>
           <w:tcPr>
             <w:tcW w:w="3600" w:type="dxa"/>
@@ -3941,12 +3851,6 @@
         </w:tc>
       </w:tr>
       <w:tr>
-        <w:tblPrEx>
-          <w:tblCellMar>
-            <w:top w:w="0" w:type="dxa"/>
-            <w:bottom w:w="0" w:type="dxa"/>
-          </w:tblCellMar>
-        </w:tblPrEx>
         <w:tc>
           <w:tcPr>
             <w:tcW w:w="3600" w:type="dxa"/>
@@ -4051,7 +3955,11 @@
         <w:spacing w:after="120" w:line="276" w:lineRule="auto"/>
       </w:pPr>
       <w:r>
-        <w:t xml:space="preserve">The single tree gives higher streaming accuracy (98.3%) than the forest (91.5%) on this synthetic dataset. This is expected. With unlimited buffer accumulation the single tree fits the full 2,000-sample history, while each forest tree trains on a bootstrap sample of the same data. This adds variance on purpose, which helps on real-world noisy datasets but can slightly underfit a clean synthetic one. AdaBoost is the slowest because it re-runs the full boosting loop of 10 weighted refit passes on the accumulated data at each chunk. The Pipeline benchmark confirms that the Welford scaler adds very little overhead. The 5.32s pipeline time is faster than the raw RF mainly because the pipeline benchmark uses </w:t>
+        <w:t xml:space="preserve">The single tree gives higher streaming accuracy (98.3%) than the forest (91.5%) on this synthetic dataset. This is expected. With unlimited buffer accumulation the single tree fits the full 2,000-sample history, while each forest tree trains on a bootstrap sample of the same data. This adds variance on purpose, which helps on real-world noisy datasets but can slightly underfit a clean synthetic one. AdaBoost is the slowest because it re-runs the full boosting loop of 10 weighted refit passes on the accumulated data at each chunk. The Pipeline benchmark confirms that the Welford scaler adds very little overhead. The 5.32s pipeline time is faster than the raw RF mainly because the </w:t>
+      </w:r>
+      <w:r>
+        <w:lastRenderedPageBreak/>
+        <w:t xml:space="preserve">pipeline benchmark uses </w:t>
       </w:r>
       <w:proofErr w:type="spellStart"/>
       <w:r>
@@ -4072,7 +3980,6 @@
         <w:pStyle w:val="Heading1"/>
       </w:pPr>
       <w:r>
-        <w:lastRenderedPageBreak/>
         <w:t>4. Reflections</w:t>
       </w:r>
     </w:p>
@@ -5195,6 +5102,18 @@
       </w:tblBorders>
     </w:tblPr>
   </w:style>
+  <w:style w:type="character" w:styleId="UnresolvedMention">
+    <w:name w:val="Unresolved Mention"/>
+    <w:basedOn w:val="DefaultParagraphFont"/>
+    <w:uiPriority w:val="99"/>
+    <w:semiHidden/>
+    <w:unhideWhenUsed/>
+    <w:rsid w:val="00CD4BBD"/>
+    <w:rPr>
+      <w:color w:val="605E5C"/>
+      <w:shd w:val="clear" w:color="auto" w:fill="E1DFDD"/>
+    </w:rPr>
+  </w:style>
 </w:styles>
 </file>
 
